--- a/Students 2/Answer_sheet.docx
+++ b/Students 2/Answer_sheet.docx
@@ -1,6 +1,6 @@
 
 <file path=word/document.xml><?xml version="1.0" encoding="utf-8"?>
-<w:document xmlns:wpc="http://schemas.microsoft.com/office/word/2010/wordprocessingCanvas" xmlns:cx="http://schemas.microsoft.com/office/drawing/2014/chartex" xmlns:cx1="http://schemas.microsoft.com/office/drawing/2015/9/8/chartex" xmlns:cx2="http://schemas.microsoft.com/office/drawing/2015/10/21/chartex" xmlns:cx3="http://schemas.microsoft.com/office/drawing/2016/5/9/chartex" xmlns:cx4="http://schemas.microsoft.com/office/drawing/2016/5/10/chartex" xmlns:cx5="http://schemas.microsoft.com/office/drawing/2016/5/11/chartex" xmlns:cx6="http://schemas.microsoft.com/office/drawing/2016/5/12/chartex" xmlns:cx7="http://schemas.microsoft.com/office/drawing/2016/5/13/chartex" xmlns:cx8="http://schemas.microsoft.com/office/drawing/2016/5/14/chartex" xmlns:mc="http://schemas.openxmlformats.org/markup-compatibility/2006" xmlns:aink="http://schemas.microsoft.com/office/drawing/2016/ink" xmlns:am3d="http://schemas.microsoft.com/office/drawing/2017/model3d" xmlns:o="urn:schemas-microsoft-com:office:office" xmlns:oel="http://schemas.microsoft.com/office/2019/extlst" xmlns:r="http://schemas.openxmlformats.org/officeDocument/2006/relationships" xmlns:m="http://schemas.openxmlformats.org/officeDocument/2006/math" xmlns:v="urn:schemas-microsoft-com:vml" xmlns:wp14="http://schemas.microsoft.com/office/word/2010/wordprocessingDrawing" xmlns:wp="http://schemas.openxmlformats.org/drawingml/2006/wordprocessingDrawing" xmlns:w10="urn:schemas-microsoft-com:office:word" xmlns:w="http://schemas.openxmlformats.org/wordprocessingml/2006/main" xmlns:w14="http://schemas.microsoft.com/office/word/2010/wordml" xmlns:w15="http://schemas.microsoft.com/office/word/2012/wordml" xmlns:w16cex="http://schemas.microsoft.com/office/word/2018/wordml/cex" xmlns:w16cid="http://schemas.microsoft.com/office/word/2016/wordml/cid" xmlns:w16="http://schemas.microsoft.com/office/word/2018/wordml" xmlns:w16du="http://schemas.microsoft.com/office/word/2023/wordml/word16du" xmlns:w16sdtdh="http://schemas.microsoft.com/office/word/2020/wordml/sdtdatahash" xmlns:w16sdtfl="http://schemas.microsoft.com/office/word/2024/wordml/sdtformatlock" xmlns:w16se="http://schemas.microsoft.com/office/word/2015/wordml/symex" xmlns:wpg="http://schemas.microsoft.com/office/word/2010/wordprocessingGroup" xmlns:wpi="http://schemas.microsoft.com/office/word/2010/wordprocessingInk" xmlns:wne="http://schemas.microsoft.com/office/word/2006/wordml" xmlns:wps="http://schemas.microsoft.com/office/word/2010/wordprocessingShape" mc:Ignorable="w14 w15 w16se w16cid w16 w16cex w16sdtdh w16sdtfl w16du wp14">
+<w:document xmlns:wpc="http://schemas.microsoft.com/office/word/2010/wordprocessingCanvas" xmlns:cx="http://schemas.microsoft.com/office/drawing/2014/chartex" xmlns:cx1="http://schemas.microsoft.com/office/drawing/2015/9/8/chartex" xmlns:cx2="http://schemas.microsoft.com/office/drawing/2015/10/21/chartex" xmlns:cx3="http://schemas.microsoft.com/office/drawing/2016/5/9/chartex" xmlns:cx4="http://schemas.microsoft.com/office/drawing/2016/5/10/chartex" xmlns:cx5="http://schemas.microsoft.com/office/drawing/2016/5/11/chartex" xmlns:cx6="http://schemas.microsoft.com/office/drawing/2016/5/12/chartex" xmlns:cx7="http://schemas.microsoft.com/office/drawing/2016/5/13/chartex" xmlns:cx8="http://schemas.microsoft.com/office/drawing/2016/5/14/chartex" xmlns:mc="http://schemas.openxmlformats.org/markup-compatibility/2006" xmlns:aink="http://schemas.microsoft.com/office/drawing/2016/ink" xmlns:am3d="http://schemas.microsoft.com/office/drawing/2017/model3d" xmlns:o="urn:schemas-microsoft-com:office:office" xmlns:oel="http://schemas.microsoft.com/office/2019/extlst" xmlns:r="http://schemas.openxmlformats.org/officeDocument/2006/relationships" xmlns:m="http://schemas.openxmlformats.org/officeDocument/2006/math" xmlns:v="urn:schemas-microsoft-com:vml" xmlns:wp14="http://schemas.microsoft.com/office/word/2010/wordprocessingDrawing" xmlns:wp="http://schemas.openxmlformats.org/drawingml/2006/wordprocessingDrawing" xmlns:w10="urn:schemas-microsoft-com:office:word" xmlns:w="http://schemas.openxmlformats.org/wordprocessingml/2006/main" xmlns:w14="http://schemas.microsoft.com/office/word/2010/wordml" xmlns:w15="http://schemas.microsoft.com/office/word/2012/wordml" xmlns:w16cex="http://schemas.microsoft.com/office/word/2018/wordml/cex" xmlns:w16cid="http://schemas.microsoft.com/office/word/2016/wordml/cid" xmlns:w16="http://schemas.microsoft.com/office/word/2018/wordml" xmlns:w16du="http://schemas.microsoft.com/office/word/2023/wordml/word16du" xmlns:w16sdtdh="http://schemas.microsoft.com/office/word/2020/wordml/sdtdatahash" xmlns:w16se="http://schemas.microsoft.com/office/word/2015/wordml/symex" xmlns:wpg="http://schemas.microsoft.com/office/word/2010/wordprocessingGroup" xmlns:wpi="http://schemas.microsoft.com/office/word/2010/wordprocessingInk" xmlns:wne="http://schemas.microsoft.com/office/word/2006/wordml" xmlns:wps="http://schemas.microsoft.com/office/word/2010/wordprocessingShape" mc:Ignorable="w14 w15 w16se w16cid w16 w16cex w16sdtdh w16du wp14">
   <w:body>
     <w:p>
       <w:pPr>
@@ -201,6 +201,12 @@
         </w:rPr>
         <w:t>Name 1 (UCID#)</w:t>
       </w:r>
+      <w:r>
+        <w:rPr>
+          <w:rFonts w:ascii="Times New Roman" w:hAnsi="Times New Roman" w:cs="Times New Roman"/>
+        </w:rPr>
+        <w:t xml:space="preserve"> Jad Dina 30256493</w:t>
+      </w:r>
     </w:p>
     <w:p>
       <w:pPr>
@@ -214,20 +220,87 @@
         </w:rPr>
         <w:t>Name 2 (UCID#)</w:t>
       </w:r>
-    </w:p>
-    <w:p>
-      <w:pPr>
-        <w:rPr>
-          <w:rFonts w:ascii="Times New Roman" w:hAnsi="Times New Roman" w:cs="Times New Roman"/>
-        </w:rPr>
-      </w:pPr>
-    </w:p>
-    <w:p>
-      <w:pPr>
-        <w:rPr>
-          <w:rFonts w:ascii="Times New Roman" w:hAnsi="Times New Roman" w:cs="Times New Roman"/>
-        </w:rPr>
-      </w:pPr>
+      <w:r>
+        <w:rPr>
+          <w:rFonts w:ascii="Times New Roman" w:hAnsi="Times New Roman" w:cs="Times New Roman"/>
+        </w:rPr>
+        <w:t xml:space="preserve"> Henrique </w:t>
+      </w:r>
+      <w:proofErr w:type="spellStart"/>
+      <w:r>
+        <w:rPr>
+          <w:rFonts w:ascii="Times New Roman" w:hAnsi="Times New Roman" w:cs="Times New Roman"/>
+        </w:rPr>
+        <w:t>Sacht</w:t>
+      </w:r>
+      <w:proofErr w:type="spellEnd"/>
+      <w:r>
+        <w:rPr>
+          <w:rFonts w:ascii="Times New Roman" w:hAnsi="Times New Roman" w:cs="Times New Roman"/>
+        </w:rPr>
+        <w:t xml:space="preserve"> Aguiar 30247877</w:t>
+      </w:r>
+    </w:p>
+    <w:p>
+      <w:pPr>
+        <w:rPr>
+          <w:rFonts w:ascii="Times New Roman" w:hAnsi="Times New Roman" w:cs="Times New Roman"/>
+        </w:rPr>
+      </w:pPr>
+    </w:p>
+    <w:p>
+      <w:pPr>
+        <w:rPr>
+          <w:rFonts w:ascii="Times New Roman" w:hAnsi="Times New Roman" w:cs="Times New Roman"/>
+        </w:rPr>
+      </w:pPr>
+      <w:r>
+        <w:rPr>
+          <w:rFonts w:ascii="Times New Roman" w:hAnsi="Times New Roman" w:cs="Times New Roman"/>
+          <w:noProof/>
+        </w:rPr>
+        <w:drawing>
+          <wp:inline distT="0" distB="0" distL="0" distR="0" wp14:anchorId="7515EBB9" wp14:editId="09E5D3F3">
+            <wp:extent cx="5943600" cy="1195705"/>
+            <wp:effectExtent l="0" t="0" r="0" b="0"/>
+            <wp:docPr id="710611942" name="Picture 1" descr="A red and blue text on a white background&#10;&#10;Description automatically generated"/>
+            <wp:cNvGraphicFramePr>
+              <a:graphicFrameLocks xmlns:a="http://schemas.openxmlformats.org/drawingml/2006/main" noChangeAspect="1"/>
+            </wp:cNvGraphicFramePr>
+            <a:graphic xmlns:a="http://schemas.openxmlformats.org/drawingml/2006/main">
+              <a:graphicData uri="http://schemas.openxmlformats.org/drawingml/2006/picture">
+                <pic:pic xmlns:pic="http://schemas.openxmlformats.org/drawingml/2006/picture">
+                  <pic:nvPicPr>
+                    <pic:cNvPr id="710611942" name="Picture 1" descr="A red and blue text on a white background&#10;&#10;Description automatically generated"/>
+                    <pic:cNvPicPr/>
+                  </pic:nvPicPr>
+                  <pic:blipFill>
+                    <a:blip r:embed="rId5">
+                      <a:extLst>
+                        <a:ext uri="{28A0092B-C50C-407E-A947-70E740481C1C}">
+                          <a14:useLocalDpi xmlns:a14="http://schemas.microsoft.com/office/drawing/2010/main" val="0"/>
+                        </a:ext>
+                      </a:extLst>
+                    </a:blip>
+                    <a:stretch>
+                      <a:fillRect/>
+                    </a:stretch>
+                  </pic:blipFill>
+                  <pic:spPr>
+                    <a:xfrm>
+                      <a:off x="0" y="0"/>
+                      <a:ext cx="5943600" cy="1195705"/>
+                    </a:xfrm>
+                    <a:prstGeom prst="rect">
+                      <a:avLst/>
+                    </a:prstGeom>
+                  </pic:spPr>
+                </pic:pic>
+              </a:graphicData>
+            </a:graphic>
+          </wp:inline>
+        </w:drawing>
+      </w:r>
     </w:p>
     <w:p>
       <w:pPr>
@@ -521,7 +594,7 @@
 </file>
 
 <file path=word/numbering.xml><?xml version="1.0" encoding="utf-8"?>
-<w:numbering xmlns:wpc="http://schemas.microsoft.com/office/word/2010/wordprocessingCanvas" xmlns:cx="http://schemas.microsoft.com/office/drawing/2014/chartex" xmlns:cx1="http://schemas.microsoft.com/office/drawing/2015/9/8/chartex" xmlns:cx2="http://schemas.microsoft.com/office/drawing/2015/10/21/chartex" xmlns:cx3="http://schemas.microsoft.com/office/drawing/2016/5/9/chartex" xmlns:cx4="http://schemas.microsoft.com/office/drawing/2016/5/10/chartex" xmlns:cx5="http://schemas.microsoft.com/office/drawing/2016/5/11/chartex" xmlns:cx6="http://schemas.microsoft.com/office/drawing/2016/5/12/chartex" xmlns:cx7="http://schemas.microsoft.com/office/drawing/2016/5/13/chartex" xmlns:cx8="http://schemas.microsoft.com/office/drawing/2016/5/14/chartex" xmlns:mc="http://schemas.openxmlformats.org/markup-compatibility/2006" xmlns:aink="http://schemas.microsoft.com/office/drawing/2016/ink" xmlns:am3d="http://schemas.microsoft.com/office/drawing/2017/model3d" xmlns:o="urn:schemas-microsoft-com:office:office" xmlns:oel="http://schemas.microsoft.com/office/2019/extlst" xmlns:r="http://schemas.openxmlformats.org/officeDocument/2006/relationships" xmlns:m="http://schemas.openxmlformats.org/officeDocument/2006/math" xmlns:v="urn:schemas-microsoft-com:vml" xmlns:wp14="http://schemas.microsoft.com/office/word/2010/wordprocessingDrawing" xmlns:wp="http://schemas.openxmlformats.org/drawingml/2006/wordprocessingDrawing" xmlns:w10="urn:schemas-microsoft-com:office:word" xmlns:w="http://schemas.openxmlformats.org/wordprocessingml/2006/main" xmlns:w14="http://schemas.microsoft.com/office/word/2010/wordml" xmlns:w15="http://schemas.microsoft.com/office/word/2012/wordml" xmlns:w16cex="http://schemas.microsoft.com/office/word/2018/wordml/cex" xmlns:w16cid="http://schemas.microsoft.com/office/word/2016/wordml/cid" xmlns:w16="http://schemas.microsoft.com/office/word/2018/wordml" xmlns:w16du="http://schemas.microsoft.com/office/word/2023/wordml/word16du" xmlns:w16sdtdh="http://schemas.microsoft.com/office/word/2020/wordml/sdtdatahash" xmlns:w16sdtfl="http://schemas.microsoft.com/office/word/2024/wordml/sdtformatlock" xmlns:w16se="http://schemas.microsoft.com/office/word/2015/wordml/symex" xmlns:wpg="http://schemas.microsoft.com/office/word/2010/wordprocessingGroup" xmlns:wpi="http://schemas.microsoft.com/office/word/2010/wordprocessingInk" xmlns:wne="http://schemas.microsoft.com/office/word/2006/wordml" xmlns:wps="http://schemas.microsoft.com/office/word/2010/wordprocessingShape" mc:Ignorable="w14 w15 w16se w16cid w16 w16cex w16sdtdh w16sdtfl w16du wp14">
+<w:numbering xmlns:wpc="http://schemas.microsoft.com/office/word/2010/wordprocessingCanvas" xmlns:cx="http://schemas.microsoft.com/office/drawing/2014/chartex" xmlns:cx1="http://schemas.microsoft.com/office/drawing/2015/9/8/chartex" xmlns:cx2="http://schemas.microsoft.com/office/drawing/2015/10/21/chartex" xmlns:cx3="http://schemas.microsoft.com/office/drawing/2016/5/9/chartex" xmlns:cx4="http://schemas.microsoft.com/office/drawing/2016/5/10/chartex" xmlns:cx5="http://schemas.microsoft.com/office/drawing/2016/5/11/chartex" xmlns:cx6="http://schemas.microsoft.com/office/drawing/2016/5/12/chartex" xmlns:cx7="http://schemas.microsoft.com/office/drawing/2016/5/13/chartex" xmlns:cx8="http://schemas.microsoft.com/office/drawing/2016/5/14/chartex" xmlns:mc="http://schemas.openxmlformats.org/markup-compatibility/2006" xmlns:aink="http://schemas.microsoft.com/office/drawing/2016/ink" xmlns:am3d="http://schemas.microsoft.com/office/drawing/2017/model3d" xmlns:o="urn:schemas-microsoft-com:office:office" xmlns:oel="http://schemas.microsoft.com/office/2019/extlst" xmlns:r="http://schemas.openxmlformats.org/officeDocument/2006/relationships" xmlns:m="http://schemas.openxmlformats.org/officeDocument/2006/math" xmlns:v="urn:schemas-microsoft-com:vml" xmlns:wp14="http://schemas.microsoft.com/office/word/2010/wordprocessingDrawing" xmlns:wp="http://schemas.openxmlformats.org/drawingml/2006/wordprocessingDrawing" xmlns:w10="urn:schemas-microsoft-com:office:word" xmlns:w="http://schemas.openxmlformats.org/wordprocessingml/2006/main" xmlns:w14="http://schemas.microsoft.com/office/word/2010/wordml" xmlns:w15="http://schemas.microsoft.com/office/word/2012/wordml" xmlns:w16cex="http://schemas.microsoft.com/office/word/2018/wordml/cex" xmlns:w16cid="http://schemas.microsoft.com/office/word/2016/wordml/cid" xmlns:w16="http://schemas.microsoft.com/office/word/2018/wordml" xmlns:w16du="http://schemas.microsoft.com/office/word/2023/wordml/word16du" xmlns:w16sdtdh="http://schemas.microsoft.com/office/word/2020/wordml/sdtdatahash" xmlns:w16se="http://schemas.microsoft.com/office/word/2015/wordml/symex" xmlns:wpg="http://schemas.microsoft.com/office/word/2010/wordprocessingGroup" xmlns:wpi="http://schemas.microsoft.com/office/word/2010/wordprocessingInk" xmlns:wne="http://schemas.microsoft.com/office/word/2006/wordml" xmlns:wps="http://schemas.microsoft.com/office/word/2010/wordprocessingShape" mc:Ignorable="w14 w15 w16se w16cid w16 w16cex w16sdtdh w16du wp14">
   <w:abstractNum w:abstractNumId="0" w15:restartNumberingAfterBreak="0">
     <w:nsid w:val="318C10BE"/>
     <w:multiLevelType w:val="hybridMultilevel"/>
@@ -615,7 +688,7 @@
 </file>
 
 <file path=word/styles.xml><?xml version="1.0" encoding="utf-8"?>
-<w:styles xmlns:mc="http://schemas.openxmlformats.org/markup-compatibility/2006" xmlns:r="http://schemas.openxmlformats.org/officeDocument/2006/relationships" xmlns:w="http://schemas.openxmlformats.org/wordprocessingml/2006/main" xmlns:w14="http://schemas.microsoft.com/office/word/2010/wordml" xmlns:w15="http://schemas.microsoft.com/office/word/2012/wordml" xmlns:w16cex="http://schemas.microsoft.com/office/word/2018/wordml/cex" xmlns:w16cid="http://schemas.microsoft.com/office/word/2016/wordml/cid" xmlns:w16="http://schemas.microsoft.com/office/word/2018/wordml" xmlns:w16du="http://schemas.microsoft.com/office/word/2023/wordml/word16du" xmlns:w16sdtdh="http://schemas.microsoft.com/office/word/2020/wordml/sdtdatahash" xmlns:w16sdtfl="http://schemas.microsoft.com/office/word/2024/wordml/sdtformatlock" xmlns:w16se="http://schemas.microsoft.com/office/word/2015/wordml/symex" mc:Ignorable="w14 w15 w16se w16cid w16 w16cex w16sdtdh w16sdtfl w16du">
+<w:styles xmlns:mc="http://schemas.openxmlformats.org/markup-compatibility/2006" xmlns:r="http://schemas.openxmlformats.org/officeDocument/2006/relationships" xmlns:w="http://schemas.openxmlformats.org/wordprocessingml/2006/main" xmlns:w14="http://schemas.microsoft.com/office/word/2010/wordml" xmlns:w15="http://schemas.microsoft.com/office/word/2012/wordml" xmlns:w16cex="http://schemas.microsoft.com/office/word/2018/wordml/cex" xmlns:w16cid="http://schemas.microsoft.com/office/word/2016/wordml/cid" xmlns:w16="http://schemas.microsoft.com/office/word/2018/wordml" xmlns:w16du="http://schemas.microsoft.com/office/word/2023/wordml/word16du" xmlns:w16sdtdh="http://schemas.microsoft.com/office/word/2020/wordml/sdtdatahash" xmlns:w16se="http://schemas.microsoft.com/office/word/2015/wordml/symex" mc:Ignorable="w14 w15 w16se w16cid w16 w16cex w16sdtdh w16du">
   <w:docDefaults>
     <w:rPrDefault>
       <w:rPr>

--- a/Students 2/Answer_sheet.docx
+++ b/Students 2/Answer_sheet.docx
@@ -366,36 +366,154 @@
           <w:szCs w:val="28"/>
         </w:rPr>
       </w:pPr>
-    </w:p>
-    <w:p>
-      <w:pPr>
-        <w:rPr>
-          <w:rFonts w:ascii="Times New Roman" w:hAnsi="Times New Roman" w:cs="Times New Roman"/>
-          <w:b/>
-          <w:bCs/>
-          <w:sz w:val="28"/>
-          <w:szCs w:val="28"/>
-        </w:rPr>
-      </w:pPr>
-    </w:p>
-    <w:p>
-      <w:pPr>
-        <w:rPr>
-          <w:rFonts w:ascii="Times New Roman" w:hAnsi="Times New Roman" w:cs="Times New Roman"/>
-          <w:b/>
-          <w:bCs/>
-          <w:sz w:val="28"/>
-          <w:szCs w:val="28"/>
-        </w:rPr>
-      </w:pPr>
-      <w:r>
-        <w:rPr>
-          <w:rFonts w:ascii="Times New Roman" w:hAnsi="Times New Roman" w:cs="Times New Roman"/>
-          <w:b/>
-          <w:bCs/>
-          <w:sz w:val="28"/>
-          <w:szCs w:val="28"/>
-        </w:rPr>
+      <w:r>
+        <w:rPr>
+          <w:rFonts w:ascii="Times New Roman" w:hAnsi="Times New Roman" w:cs="Times New Roman"/>
+          <w:b/>
+          <w:bCs/>
+          <w:noProof/>
+          <w:sz w:val="28"/>
+          <w:szCs w:val="28"/>
+        </w:rPr>
+        <w:drawing>
+          <wp:inline distT="0" distB="0" distL="0" distR="0" wp14:anchorId="6D878BAD" wp14:editId="0FA52DDF">
+            <wp:extent cx="5943600" cy="2240915"/>
+            <wp:effectExtent l="0" t="0" r="0" b="0"/>
+            <wp:docPr id="1611234719" name="Picture 1" descr="A screenshot of a chat&#10;&#10;Description automatically generated"/>
+            <wp:cNvGraphicFramePr>
+              <a:graphicFrameLocks xmlns:a="http://schemas.openxmlformats.org/drawingml/2006/main" noChangeAspect="1"/>
+            </wp:cNvGraphicFramePr>
+            <a:graphic xmlns:a="http://schemas.openxmlformats.org/drawingml/2006/main">
+              <a:graphicData uri="http://schemas.openxmlformats.org/drawingml/2006/picture">
+                <pic:pic xmlns:pic="http://schemas.openxmlformats.org/drawingml/2006/picture">
+                  <pic:nvPicPr>
+                    <pic:cNvPr id="1611234719" name="Picture 1" descr="A screenshot of a chat&#10;&#10;Description automatically generated"/>
+                    <pic:cNvPicPr/>
+                  </pic:nvPicPr>
+                  <pic:blipFill>
+                    <a:blip r:embed="rId6" cstate="print">
+                      <a:extLst>
+                        <a:ext uri="{28A0092B-C50C-407E-A947-70E740481C1C}">
+                          <a14:useLocalDpi xmlns:a14="http://schemas.microsoft.com/office/drawing/2010/main" val="0"/>
+                        </a:ext>
+                      </a:extLst>
+                    </a:blip>
+                    <a:stretch>
+                      <a:fillRect/>
+                    </a:stretch>
+                  </pic:blipFill>
+                  <pic:spPr>
+                    <a:xfrm>
+                      <a:off x="0" y="0"/>
+                      <a:ext cx="5943600" cy="2240915"/>
+                    </a:xfrm>
+                    <a:prstGeom prst="rect">
+                      <a:avLst/>
+                    </a:prstGeom>
+                  </pic:spPr>
+                </pic:pic>
+              </a:graphicData>
+            </a:graphic>
+          </wp:inline>
+        </w:drawing>
+      </w:r>
+    </w:p>
+    <w:p>
+      <w:pPr>
+        <w:rPr>
+          <w:rFonts w:ascii="Times New Roman" w:hAnsi="Times New Roman" w:cs="Times New Roman"/>
+          <w:b/>
+          <w:bCs/>
+          <w:sz w:val="28"/>
+          <w:szCs w:val="28"/>
+        </w:rPr>
+      </w:pPr>
+    </w:p>
+    <w:p>
+      <w:pPr>
+        <w:rPr>
+          <w:rFonts w:ascii="Times New Roman" w:hAnsi="Times New Roman" w:cs="Times New Roman"/>
+          <w:b/>
+          <w:bCs/>
+          <w:sz w:val="28"/>
+          <w:szCs w:val="28"/>
+        </w:rPr>
+      </w:pPr>
+    </w:p>
+    <w:p>
+      <w:pPr>
+        <w:rPr>
+          <w:rFonts w:ascii="Times New Roman" w:hAnsi="Times New Roman" w:cs="Times New Roman"/>
+          <w:b/>
+          <w:bCs/>
+          <w:sz w:val="28"/>
+          <w:szCs w:val="28"/>
+        </w:rPr>
+      </w:pPr>
+    </w:p>
+    <w:p>
+      <w:pPr>
+        <w:rPr>
+          <w:rFonts w:ascii="Times New Roman" w:hAnsi="Times New Roman" w:cs="Times New Roman"/>
+          <w:b/>
+          <w:bCs/>
+          <w:sz w:val="28"/>
+          <w:szCs w:val="28"/>
+        </w:rPr>
+      </w:pPr>
+    </w:p>
+    <w:p>
+      <w:pPr>
+        <w:rPr>
+          <w:rFonts w:ascii="Times New Roman" w:hAnsi="Times New Roman" w:cs="Times New Roman"/>
+          <w:b/>
+          <w:bCs/>
+          <w:sz w:val="28"/>
+          <w:szCs w:val="28"/>
+        </w:rPr>
+      </w:pPr>
+    </w:p>
+    <w:p>
+      <w:pPr>
+        <w:rPr>
+          <w:rFonts w:ascii="Times New Roman" w:hAnsi="Times New Roman" w:cs="Times New Roman"/>
+          <w:b/>
+          <w:bCs/>
+          <w:sz w:val="28"/>
+          <w:szCs w:val="28"/>
+        </w:rPr>
+      </w:pPr>
+    </w:p>
+    <w:p>
+      <w:pPr>
+        <w:rPr>
+          <w:rFonts w:ascii="Times New Roman" w:hAnsi="Times New Roman" w:cs="Times New Roman"/>
+          <w:b/>
+          <w:bCs/>
+          <w:sz w:val="28"/>
+          <w:szCs w:val="28"/>
+        </w:rPr>
+      </w:pPr>
+    </w:p>
+    <w:p>
+      <w:pPr>
+        <w:rPr>
+          <w:rFonts w:ascii="Times New Roman" w:hAnsi="Times New Roman" w:cs="Times New Roman"/>
+          <w:b/>
+          <w:bCs/>
+          <w:sz w:val="28"/>
+          <w:szCs w:val="28"/>
+        </w:rPr>
+      </w:pPr>
+      <w:r>
+        <w:rPr>
+          <w:rFonts w:ascii="Times New Roman" w:hAnsi="Times New Roman" w:cs="Times New Roman"/>
+          <w:b/>
+          <w:bCs/>
+          <w:sz w:val="28"/>
+          <w:szCs w:val="28"/>
+        </w:rPr>
+        <w:lastRenderedPageBreak/>
         <w:t>Screenshot from Step 12:</w:t>
       </w:r>
     </w:p>
@@ -409,6 +527,57 @@
           <w:szCs w:val="28"/>
         </w:rPr>
       </w:pPr>
+      <w:r>
+        <w:rPr>
+          <w:rFonts w:ascii="Times New Roman" w:hAnsi="Times New Roman" w:cs="Times New Roman"/>
+          <w:b/>
+          <w:bCs/>
+          <w:noProof/>
+          <w:sz w:val="28"/>
+          <w:szCs w:val="28"/>
+        </w:rPr>
+        <w:drawing>
+          <wp:inline distT="0" distB="0" distL="0" distR="0" wp14:anchorId="68353DBF" wp14:editId="48D0DC6D">
+            <wp:extent cx="5943600" cy="1966595"/>
+            <wp:effectExtent l="0" t="0" r="0" b="1905"/>
+            <wp:docPr id="847177226" name="Picture 2" descr="A screenshot of a computer&#10;&#10;Description automatically generated"/>
+            <wp:cNvGraphicFramePr>
+              <a:graphicFrameLocks xmlns:a="http://schemas.openxmlformats.org/drawingml/2006/main" noChangeAspect="1"/>
+            </wp:cNvGraphicFramePr>
+            <a:graphic xmlns:a="http://schemas.openxmlformats.org/drawingml/2006/main">
+              <a:graphicData uri="http://schemas.openxmlformats.org/drawingml/2006/picture">
+                <pic:pic xmlns:pic="http://schemas.openxmlformats.org/drawingml/2006/picture">
+                  <pic:nvPicPr>
+                    <pic:cNvPr id="847177226" name="Picture 2" descr="A screenshot of a computer&#10;&#10;Description automatically generated"/>
+                    <pic:cNvPicPr/>
+                  </pic:nvPicPr>
+                  <pic:blipFill>
+                    <a:blip r:embed="rId7" cstate="print">
+                      <a:extLst>
+                        <a:ext uri="{28A0092B-C50C-407E-A947-70E740481C1C}">
+                          <a14:useLocalDpi xmlns:a14="http://schemas.microsoft.com/office/drawing/2010/main" val="0"/>
+                        </a:ext>
+                      </a:extLst>
+                    </a:blip>
+                    <a:stretch>
+                      <a:fillRect/>
+                    </a:stretch>
+                  </pic:blipFill>
+                  <pic:spPr>
+                    <a:xfrm>
+                      <a:off x="0" y="0"/>
+                      <a:ext cx="5943600" cy="1966595"/>
+                    </a:xfrm>
+                    <a:prstGeom prst="rect">
+                      <a:avLst/>
+                    </a:prstGeom>
+                  </pic:spPr>
+                </pic:pic>
+              </a:graphicData>
+            </a:graphic>
+          </wp:inline>
+        </w:drawing>
+      </w:r>
     </w:p>
     <w:p>
       <w:pPr>
@@ -483,6 +652,57 @@
           <w:szCs w:val="28"/>
         </w:rPr>
       </w:pPr>
+      <w:r>
+        <w:rPr>
+          <w:rFonts w:ascii="Times New Roman" w:hAnsi="Times New Roman" w:cs="Times New Roman"/>
+          <w:b/>
+          <w:bCs/>
+          <w:noProof/>
+          <w:sz w:val="28"/>
+          <w:szCs w:val="28"/>
+        </w:rPr>
+        <w:drawing>
+          <wp:inline distT="0" distB="0" distL="0" distR="0" wp14:anchorId="0BCB99D1" wp14:editId="2DD112F4">
+            <wp:extent cx="5943600" cy="1260475"/>
+            <wp:effectExtent l="0" t="0" r="0" b="0"/>
+            <wp:docPr id="51942370" name="Picture 3" descr="A screenshot of a computer&#10;&#10;Description automatically generated"/>
+            <wp:cNvGraphicFramePr>
+              <a:graphicFrameLocks xmlns:a="http://schemas.openxmlformats.org/drawingml/2006/main" noChangeAspect="1"/>
+            </wp:cNvGraphicFramePr>
+            <a:graphic xmlns:a="http://schemas.openxmlformats.org/drawingml/2006/main">
+              <a:graphicData uri="http://schemas.openxmlformats.org/drawingml/2006/picture">
+                <pic:pic xmlns:pic="http://schemas.openxmlformats.org/drawingml/2006/picture">
+                  <pic:nvPicPr>
+                    <pic:cNvPr id="51942370" name="Picture 3" descr="A screenshot of a computer&#10;&#10;Description automatically generated"/>
+                    <pic:cNvPicPr/>
+                  </pic:nvPicPr>
+                  <pic:blipFill>
+                    <a:blip r:embed="rId8" cstate="print">
+                      <a:extLst>
+                        <a:ext uri="{28A0092B-C50C-407E-A947-70E740481C1C}">
+                          <a14:useLocalDpi xmlns:a14="http://schemas.microsoft.com/office/drawing/2010/main" val="0"/>
+                        </a:ext>
+                      </a:extLst>
+                    </a:blip>
+                    <a:stretch>
+                      <a:fillRect/>
+                    </a:stretch>
+                  </pic:blipFill>
+                  <pic:spPr>
+                    <a:xfrm>
+                      <a:off x="0" y="0"/>
+                      <a:ext cx="5963382" cy="1264670"/>
+                    </a:xfrm>
+                    <a:prstGeom prst="rect">
+                      <a:avLst/>
+                    </a:prstGeom>
+                  </pic:spPr>
+                </pic:pic>
+              </a:graphicData>
+            </a:graphic>
+          </wp:inline>
+        </w:drawing>
+      </w:r>
     </w:p>
     <w:p>
       <w:pPr>
@@ -558,29 +778,163 @@
           <w:rFonts w:ascii="Times New Roman" w:hAnsi="Times New Roman" w:cs="Times New Roman"/>
         </w:rPr>
       </w:pPr>
-    </w:p>
-    <w:p>
-      <w:pPr>
-        <w:rPr>
-          <w:rFonts w:ascii="Times New Roman" w:hAnsi="Times New Roman" w:cs="Times New Roman"/>
-        </w:rPr>
-      </w:pPr>
-    </w:p>
-    <w:p>
-      <w:pPr>
-        <w:rPr>
-          <w:rFonts w:ascii="Times New Roman" w:hAnsi="Times New Roman" w:cs="Times New Roman"/>
-          <w:b/>
-          <w:bCs/>
-        </w:rPr>
-      </w:pPr>
-      <w:r>
-        <w:rPr>
-          <w:rFonts w:ascii="Times New Roman" w:hAnsi="Times New Roman" w:cs="Times New Roman"/>
-          <w:b/>
-          <w:bCs/>
-        </w:rPr>
+      <w:r>
+        <w:rPr>
+          <w:rFonts w:ascii="Times New Roman" w:hAnsi="Times New Roman" w:cs="Times New Roman"/>
+          <w:noProof/>
+        </w:rPr>
+        <w:lastRenderedPageBreak/>
+        <w:drawing>
+          <wp:inline distT="0" distB="0" distL="0" distR="0" wp14:anchorId="79A8384D" wp14:editId="2A4594A6">
+            <wp:extent cx="5943600" cy="7319010"/>
+            <wp:effectExtent l="0" t="0" r="0" b="0"/>
+            <wp:docPr id="1677973906" name="Picture 4" descr="A screen shot of a computer program&#10;&#10;Description automatically generated"/>
+            <wp:cNvGraphicFramePr>
+              <a:graphicFrameLocks xmlns:a="http://schemas.openxmlformats.org/drawingml/2006/main" noChangeAspect="1"/>
+            </wp:cNvGraphicFramePr>
+            <a:graphic xmlns:a="http://schemas.openxmlformats.org/drawingml/2006/main">
+              <a:graphicData uri="http://schemas.openxmlformats.org/drawingml/2006/picture">
+                <pic:pic xmlns:pic="http://schemas.openxmlformats.org/drawingml/2006/picture">
+                  <pic:nvPicPr>
+                    <pic:cNvPr id="1677973906" name="Picture 4" descr="A screen shot of a computer program&#10;&#10;Description automatically generated"/>
+                    <pic:cNvPicPr/>
+                  </pic:nvPicPr>
+                  <pic:blipFill>
+                    <a:blip r:embed="rId9">
+                      <a:extLst>
+                        <a:ext uri="{28A0092B-C50C-407E-A947-70E740481C1C}">
+                          <a14:useLocalDpi xmlns:a14="http://schemas.microsoft.com/office/drawing/2010/main" val="0"/>
+                        </a:ext>
+                      </a:extLst>
+                    </a:blip>
+                    <a:stretch>
+                      <a:fillRect/>
+                    </a:stretch>
+                  </pic:blipFill>
+                  <pic:spPr>
+                    <a:xfrm>
+                      <a:off x="0" y="0"/>
+                      <a:ext cx="5943600" cy="7319010"/>
+                    </a:xfrm>
+                    <a:prstGeom prst="rect">
+                      <a:avLst/>
+                    </a:prstGeom>
+                  </pic:spPr>
+                </pic:pic>
+              </a:graphicData>
+            </a:graphic>
+          </wp:inline>
+        </w:drawing>
+      </w:r>
+    </w:p>
+    <w:p>
+      <w:pPr>
+        <w:rPr>
+          <w:rFonts w:ascii="Times New Roman" w:hAnsi="Times New Roman" w:cs="Times New Roman"/>
+        </w:rPr>
+      </w:pPr>
+    </w:p>
+    <w:p>
+      <w:pPr>
+        <w:rPr>
+          <w:rFonts w:ascii="Times New Roman" w:hAnsi="Times New Roman" w:cs="Times New Roman"/>
+          <w:b/>
+          <w:bCs/>
+        </w:rPr>
+      </w:pPr>
+    </w:p>
+    <w:p>
+      <w:pPr>
+        <w:rPr>
+          <w:rFonts w:ascii="Times New Roman" w:hAnsi="Times New Roman" w:cs="Times New Roman"/>
+          <w:b/>
+          <w:bCs/>
+        </w:rPr>
+      </w:pPr>
+    </w:p>
+    <w:p>
+      <w:pPr>
+        <w:rPr>
+          <w:rFonts w:ascii="Times New Roman" w:hAnsi="Times New Roman" w:cs="Times New Roman"/>
+          <w:b/>
+          <w:bCs/>
+        </w:rPr>
+      </w:pPr>
+    </w:p>
+    <w:p>
+      <w:pPr>
+        <w:rPr>
+          <w:rFonts w:ascii="Times New Roman" w:hAnsi="Times New Roman" w:cs="Times New Roman"/>
+          <w:b/>
+          <w:bCs/>
+        </w:rPr>
+      </w:pPr>
+    </w:p>
+    <w:p>
+      <w:pPr>
+        <w:rPr>
+          <w:rFonts w:ascii="Times New Roman" w:hAnsi="Times New Roman" w:cs="Times New Roman"/>
+          <w:b/>
+          <w:bCs/>
+        </w:rPr>
+      </w:pPr>
+      <w:r>
+        <w:rPr>
+          <w:rFonts w:ascii="Times New Roman" w:hAnsi="Times New Roman" w:cs="Times New Roman"/>
+          <w:b/>
+          <w:bCs/>
+        </w:rPr>
+        <w:lastRenderedPageBreak/>
         <w:t>Screenshot B:</w:t>
+      </w:r>
+      <w:r>
+        <w:rPr>
+          <w:rFonts w:ascii="Times New Roman" w:hAnsi="Times New Roman" w:cs="Times New Roman"/>
+          <w:b/>
+          <w:bCs/>
+          <w:noProof/>
+        </w:rPr>
+        <w:drawing>
+          <wp:inline distT="0" distB="0" distL="0" distR="0" wp14:anchorId="1E728DFB" wp14:editId="6CF6F6F3">
+            <wp:extent cx="5943600" cy="7200265"/>
+            <wp:effectExtent l="0" t="0" r="0" b="635"/>
+            <wp:docPr id="1078437222" name="Picture 5" descr="A screenshot of a cell phone&#10;&#10;Description automatically generated"/>
+            <wp:cNvGraphicFramePr>
+              <a:graphicFrameLocks xmlns:a="http://schemas.openxmlformats.org/drawingml/2006/main" noChangeAspect="1"/>
+            </wp:cNvGraphicFramePr>
+            <a:graphic xmlns:a="http://schemas.openxmlformats.org/drawingml/2006/main">
+              <a:graphicData uri="http://schemas.openxmlformats.org/drawingml/2006/picture">
+                <pic:pic xmlns:pic="http://schemas.openxmlformats.org/drawingml/2006/picture">
+                  <pic:nvPicPr>
+                    <pic:cNvPr id="1078437222" name="Picture 5" descr="A screenshot of a cell phone&#10;&#10;Description automatically generated"/>
+                    <pic:cNvPicPr/>
+                  </pic:nvPicPr>
+                  <pic:blipFill>
+                    <a:blip r:embed="rId10">
+                      <a:extLst>
+                        <a:ext uri="{28A0092B-C50C-407E-A947-70E740481C1C}">
+                          <a14:useLocalDpi xmlns:a14="http://schemas.microsoft.com/office/drawing/2010/main" val="0"/>
+                        </a:ext>
+                      </a:extLst>
+                    </a:blip>
+                    <a:stretch>
+                      <a:fillRect/>
+                    </a:stretch>
+                  </pic:blipFill>
+                  <pic:spPr>
+                    <a:xfrm>
+                      <a:off x="0" y="0"/>
+                      <a:ext cx="5943600" cy="7200265"/>
+                    </a:xfrm>
+                    <a:prstGeom prst="rect">
+                      <a:avLst/>
+                    </a:prstGeom>
+                  </pic:spPr>
+                </pic:pic>
+              </a:graphicData>
+            </a:graphic>
+          </wp:inline>
+        </w:drawing>
       </w:r>
     </w:p>
     <w:sectPr>
